--- a/Документация_проекта.docx
+++ b/Документация_проекта.docx
@@ -990,7 +990,7 @@
                 <w:color w:val="667085"/>
                 <w:sz w:val="16"/>
               </w:rPr>
-              <w:t>alert-platform/docs/Экономика_платформы_Диспетчер.xlsx</w:t>
+              <w:t>alert-platform/docs/Шаблон расчета ЭЭ_проекта_для очной части_студенты.xlsx</w:t>
             </w:r>
           </w:p>
         </w:tc>
@@ -1017,7 +1017,7 @@
                 <w:color w:val="202124"/>
                 <w:sz w:val="19"/>
               </w:rPr>
-              <w:t>Формульная модель затрат и выгод: сценарии «Студенты» и «НПЗ / МС», первоначальные инвестиции, OPEX, экономия времени и денег, ROI, NPV и точка безубыточности.</w:t>
+              <w:t>Формульная модель студенческого кейса: первоначальные инвестиции, OPEX, экономия времени и денег, NPV, PI, IRR, CDD и точка безубыточности.</w:t>
             </w:r>
           </w:p>
         </w:tc>
